--- a/docs/formulyar-chernova.docx
+++ b/docs/formulyar-chernova.docx
@@ -736,7 +736,7 @@
           <w:szCs w:val="22"/>
           <w:lang w:val="bg-BG"/>
         </w:rPr>
-        <w:t xml:space="preserve">В новата част на ж.к. „Дружба“, около ул. „Кап. Димитър Списаревски“ и ул. „Обиколна“, през последните години се строят много нови многоетажни жилищни сгради, например бл. 602, 602А/Б, 612, комплексите ONE11, „Атана“ и „Нова Дружба“ (Green Life). Строителството продължава. При застрояването не са предвидени достатъчно зелени площи, а в тази част на квартала няма нито една детска площадка.</w:t>
+        <w:t xml:space="preserve">В новата част на ж.к. „Дружба“, около ул. „Кап. Димитър Списаревски“ и ул. „Обиколна“, през последните години се строят много нови многоетажни жилищни сгради, например бл. 602, 602А/Б, 609, 612, комплексите ONE11, „Атана“ и „Нова Дружба“ (Green Life). Строителството продължава („Атана 2“ със 153 жилища). При застрояването не са предвидени достатъчно зелени площи, а в тази част на квартала няма нито една детска площадка.</w:t>
       </w:r>
     </w:p>
     <w:p>
@@ -799,7 +799,7 @@
           <w:szCs w:val="22"/>
           <w:lang w:val="bg-BG"/>
         </w:rPr>
-        <w:t xml:space="preserve">Най-близките детски площадки са на 640–760 м пеша (9–11 минути) от двата блока. Пътят минава през бул. „Проф. Цветан Лазаров“ или през ул. „Кап. Д. Списаревски“ и покрай топлопровода. Малките деца не могат да ходят сами дотам. До предлаганото място пътят е около 175 м, по тротоара, без пресичане на улица.</w:t>
+        <w:t xml:space="preserve">Най-близките детски площадки са на 640–760 м пеша (8–9 минути) от двата блока. Пътят минава през бул. „Проф. Цветан Лазаров“ или през ул. „Кап. Д. Списаревски“ и покрай топлопровода. Малките деца не могат да ходят сами дотам. До предлаганото място пътят е около 175 м (2 минути), по тротоара, без пресичане на улица.</w:t>
       </w:r>
     </w:p>
     <w:p>
@@ -882,7 +882,7 @@
           <w:szCs w:val="22"/>
           <w:lang w:val="bg-BG"/>
         </w:rPr>
-        <w:t xml:space="preserve">Достъп: до мястото има тротоари, достъпна среда и изградена инфраструктура. Площадката е удобна и за деца от по-далечните нови сгради по ул. „Обиколна“, както и за родители с колички. Наливната настилка позволява достъп и на деца с увреждания.</w:t>
+        <w:t xml:space="preserve">Достъп: до мястото има тротоари, достъпна среда и изградена инфраструктура, удобни и за колички. От „Атана“ и „Нова Дружба“ пътят е 360–400 м (4–5 минути) през светофарите на кръстовището с ул. „Обиколна“, а „Атана 2“ и бл. 609 са на около 230 м отвъд булеварда. Наливната настилка позволява достъп и на деца с увреждания.</w:t>
       </w:r>
     </w:p>
     <w:p>

--- a/docs/formulyar-chernova.docx
+++ b/docs/formulyar-chernova.docx
@@ -757,7 +757,7 @@
           <w:szCs w:val="22"/>
           <w:lang w:val="bg-BG"/>
         </w:rPr>
-        <w:t xml:space="preserve">Само в двата най-близки блока, „Авигея“ (бл. 602А/Б) и „Давид и Авигея“ (бл. 602), до Kaufland „Дружба“, има 582 апартамента. Това са около 1 000–1 400 жители и около 150–200 деца до 14 години (изчисление по данни на НСИ за София). Заедно с другите нови сгради по ул. „Обиколна“ жилищата са над 1 100, а децата около 280–400.</w:t>
+        <w:t xml:space="preserve">Само в двата най-близки блока, „Авигея“ (бл. 602А/Б) и „Давид и Авигея“ (бл. 602), до Kaufland „Дружба“, има 582 апартамента. Това са около 1 000–1 400 жители и около 150–200 деца до 14 години (изчисление по данни на НСИ за София). Заедно с другите нови сгради наоколо жилищата са около 1 300 (с „Атана 2“, която се строи), а децата около 320–450.</w:t>
       </w:r>
     </w:p>
     <w:p>

--- a/docs/formulyar-chernova.docx
+++ b/docs/formulyar-chernova.docx
@@ -882,7 +882,7 @@
           <w:szCs w:val="22"/>
           <w:lang w:val="bg-BG"/>
         </w:rPr>
-        <w:t xml:space="preserve">Достъп: до мястото има тротоари, достъпна среда и изградена инфраструктура, удобни и за колички. От „Атана“ и „Нова Дружба“ пътят е 360–400 м (4–5 минути) през светофарите на кръстовището с ул. „Обиколна“, а „Атана 2“ и бл. 609 са на около 230 м отвъд булеварда. Наливната настилка позволява достъп и на деца с увреждания.</w:t>
+        <w:t xml:space="preserve">Достъп: до мястото има тротоари, достъпна среда и изградена инфраструктура, удобни и за колички. От „Атана“ и „Нова Дружба“ пътят е 360–400 м (4–5 минути) през светофарите на кръстовището с ул. „Обиколна“, а „Атана 3“ и бл. 609 са на около 230 м отвъд булеварда. Наливната настилка позволява достъп и на деца с увреждания.</w:t>
       </w:r>
     </w:p>
     <w:p>

--- a/docs/formulyar-chernova.docx
+++ b/docs/formulyar-chernova.docx
@@ -882,7 +882,7 @@
           <w:szCs w:val="22"/>
           <w:lang w:val="bg-BG"/>
         </w:rPr>
-        <w:t xml:space="preserve">Достъп: до мястото има тротоари, достъпна среда и изградена инфраструктура, удобни и за колички. От „Атана“ и „Нова Дружба“ пътят е 360–400 м (4–5 минути) през светофарите на кръстовището с ул. „Обиколна“, а „Атана 3“ и бл. 609 са на около 230 м отвъд булеварда. Наливната настилка позволява достъп и на деца с увреждания.</w:t>
+        <w:t xml:space="preserve">Достъп: до мястото има тротоари, достъпна среда и изградена инфраструктура, удобни и за колички. От „Атана“ и „Нова Дружба“ пътят е 360–400 м (4–5 минути) през светофарите на кръстовището с ул. „Обиколна“, а „Атана 2“ и бл. 609 са на около 230 м отвъд булеварда. Наливната настилка позволява достъп и на деца с увреждания.</w:t>
       </w:r>
     </w:p>
     <w:p>
